--- a/business_documents/PECH_JOB_REQUIREMENTS_HANDBOOK.docx
+++ b/business_documents/PECH_JOB_REQUIREMENTS_HANDBOOK.docx
@@ -58,27 +58,43 @@
         <w:spacing w:after="0"/>
       </w:pPr>
     </w:p>
-    <w:bookmarkStart w:id="69" w:name="pech-group-holdings-ltd"/>
-    <w:p>
-      <w:pPr>
-        <w:pStyle w:val="Heading1"/>
-        <w:rPr>
-          <w:color w:val="0099CC"/>
-        </w:rPr>
-        <w:pBdr>
-          <w:bottom w:val="single" w:sz="18" w:space="2" w:color="F5A623"/>
-        </w:pBdr>
-      </w:pPr>
-      <w:r>
-        <w:rPr>
-          <w:b/>
-          <w:color w:val="0099CC"/>
-          <w:sz w:val="44"/>
-        </w:rPr>
-        <w:t xml:space="preserve">PECH GROUP HOLDINGS LTD</w:t>
-      </w:r>
-    </w:p>
-    <w:bookmarkStart w:id="22" w:name="job-requirements-handbook"/>
+    <w:p>
+      <w:pPr>
+        <w:pStyle w:val="FirstParagraph"/>
+      </w:pPr>
+      <w:r>
+        <w:t xml:space="preserve">📋</w:t>
+      </w:r>
+    </w:p>
+    <w:p>
+      <w:pPr>
+        <w:pStyle w:val="BodyText"/>
+      </w:pPr>
+      <w:r>
+        <w:t xml:space="preserve">JOB REQUIREMENTS HANDBOOK</w:t>
+      </w:r>
+    </w:p>
+    <w:p>
+      <w:pPr>
+        <w:pStyle w:val="BodyText"/>
+      </w:pPr>
+      <w:r>
+        <w:t xml:space="preserve"> </w:t>
+      </w:r>
+    </w:p>
+    <w:p>
+      <w:pPr>
+        <w:pStyle w:val="BodyText"/>
+      </w:pPr>
+    </w:p>
+    <w:p>
+      <w:r>
+        <w:pict>
+          <v:rect style="width:0;height:1.5pt" o:hralign="center" o:hrstd="t" o:hr="t"/>
+        </w:pict>
+      </w:r>
+    </w:p>
+    <w:bookmarkStart w:id="20" w:name="about-pech-group-holdings-ltd"/>
     <w:p>
       <w:pPr>
         <w:pBdr>
@@ -104,24 +120,212 @@
           <w:color w:val="0099CC"/>
           <w:sz w:val="32"/>
         </w:rPr>
-        <w:t xml:space="preserve">JOB REQUIREMENTS HANDBOOK</w:t>
-      </w:r>
-    </w:p>
-    <w:bookmarkStart w:id="21" w:name="confidential"/>
-    <w:p>
-      <w:pPr>
-        <w:pStyle w:val="Heading3"/>
-        <w:rPr>
-          <w:color w:val="E08A00"/>
-        </w:rPr>
-      </w:pPr>
-      <w:r>
-        <w:rPr>
-          <w:b/>
-          <w:color w:val="E08A00"/>
-          <w:sz w:val="26"/>
-        </w:rPr>
-        <w:t xml:space="preserve">CONFIDENTIAL</w:t>
+        <w:t xml:space="preserve">ABOUT PECH GROUP HOLDINGS LTD</w:t>
+      </w:r>
+    </w:p>
+    <w:p>
+      <w:pPr>
+        <w:pStyle w:val="FirstParagraph"/>
+      </w:pPr>
+      <w:r>
+        <w:t xml:space="preserve">PECH Group Holdings Ltd is a Lagos-based technology company building technology infrastructure for Africa. Our ecosystem spans</w:t>
+      </w:r>
+      <w:r>
+        <w:t xml:space="preserve"> </w:t>
+      </w:r>
+      <w:r>
+        <w:rPr>
+          <w:bCs/>
+          <w:b/>
+        </w:rPr>
+        <w:t xml:space="preserve">IoT-enabled solar energy management</w:t>
+      </w:r>
+      <w:r>
+        <w:t xml:space="preserve">,</w:t>
+      </w:r>
+      <w:r>
+        <w:t xml:space="preserve"> </w:t>
+      </w:r>
+      <w:r>
+        <w:rPr>
+          <w:bCs/>
+          <w:b/>
+        </w:rPr>
+        <w:t xml:space="preserve">marketplace platforms</w:t>
+      </w:r>
+      <w:r>
+        <w:t xml:space="preserve">,</w:t>
+      </w:r>
+      <w:r>
+        <w:t xml:space="preserve"> </w:t>
+      </w:r>
+      <w:r>
+        <w:rPr>
+          <w:bCs/>
+          <w:b/>
+        </w:rPr>
+        <w:t xml:space="preserve">logistics networks</w:t>
+      </w:r>
+      <w:r>
+        <w:t xml:space="preserve">, and</w:t>
+      </w:r>
+      <w:r>
+        <w:t xml:space="preserve"> </w:t>
+      </w:r>
+      <w:r>
+        <w:rPr>
+          <w:bCs/>
+          <w:b/>
+        </w:rPr>
+        <w:t xml:space="preserve">financial services (PSSP)</w:t>
+      </w:r>
+      <w:r>
+        <w:t xml:space="preserve"> </w:t>
+      </w:r>
+      <w:r>
+        <w:t xml:space="preserve">— all designed to solve real problems for African businesses and consumers.</w:t>
+      </w:r>
+    </w:p>
+    <w:p>
+      <w:pPr>
+        <w:pStyle w:val="BodyText"/>
+      </w:pPr>
+      <w:r>
+        <w:t xml:space="preserve">We are scaling from a founding team of 5 to a 37-person organization over 24 months across 6 hiring phases. We are looking for talented, mission-driven individuals who want to build technology that matters.</w:t>
+      </w:r>
+    </w:p>
+    <w:p>
+      <w:pPr>
+        <w:pStyle w:val="BodyText"/>
+      </w:pPr>
+      <w:r>
+        <w:rPr>
+          <w:bCs/>
+          <w:b/>
+        </w:rPr>
+        <w:t xml:space="preserve">Our Tech Stack:</w:t>
+      </w:r>
+      <w:r>
+        <w:t xml:space="preserve"> </w:t>
+      </w:r>
+      <w:r>
+        <w:t xml:space="preserve">React/Next.js, React Native, Node.js, Python, PostgreSQL, Redis, MQTT, ESP32/STM32, Docker, Kubernetes, CI/CD pipelines, and more.</w:t>
+      </w:r>
+      <w:r>
+        <w:t xml:space="preserve"> </w:t>
+      </w:r>
+      <w:r>
+        <w:rPr>
+          <w:bCs/>
+          <w:b/>
+        </w:rPr>
+        <w:t xml:space="preserve">AI/ML Stack:</w:t>
+      </w:r>
+      <w:r>
+        <w:t xml:space="preserve"> </w:t>
+      </w:r>
+      <w:r>
+        <w:t xml:space="preserve">Qwen2.5, Whisper, PaddleOCR, vLLM, Ollama, LangChain, LangGraph, Qdrant, PyTorch, XGBoost, Apache APISIX, Keycloak, Apache Fineract, Medusa.js, ThingsBoard, Apache Superset.</w:t>
+      </w:r>
+    </w:p>
+    <w:p>
+      <w:pPr>
+        <w:pStyle w:val="BodyText"/>
+      </w:pPr>
+      <w:r>
+        <w:rPr>
+          <w:bCs/>
+          <w:b/>
+        </w:rPr>
+        <w:t xml:space="preserve">Our Values:</w:t>
+      </w:r>
+      <w:r>
+        <w:t xml:space="preserve"> </w:t>
+      </w:r>
+      <w:r>
+        <w:t xml:space="preserve">-</w:t>
+      </w:r>
+      <w:r>
+        <w:t xml:space="preserve"> </w:t>
+      </w:r>
+      <w:r>
+        <w:rPr>
+          <w:bCs/>
+          <w:b/>
+        </w:rPr>
+        <w:t xml:space="preserve">Reliability</w:t>
+      </w:r>
+      <w:r>
+        <w:t xml:space="preserve"> </w:t>
+      </w:r>
+      <w:r>
+        <w:t xml:space="preserve">— We ship products that work. No excuses.</w:t>
+      </w:r>
+      <w:r>
+        <w:t xml:space="preserve"> </w:t>
+      </w:r>
+      <w:r>
+        <w:t xml:space="preserve">-</w:t>
+      </w:r>
+      <w:r>
+        <w:t xml:space="preserve"> </w:t>
+      </w:r>
+      <w:r>
+        <w:rPr>
+          <w:bCs/>
+          <w:b/>
+        </w:rPr>
+        <w:t xml:space="preserve">Quality</w:t>
+      </w:r>
+      <w:r>
+        <w:t xml:space="preserve"> </w:t>
+      </w:r>
+      <w:r>
+        <w:t xml:space="preserve">— Good price for your money, no bad products.</w:t>
+      </w:r>
+      <w:r>
+        <w:t xml:space="preserve"> </w:t>
+      </w:r>
+      <w:r>
+        <w:t xml:space="preserve">-</w:t>
+      </w:r>
+      <w:r>
+        <w:t xml:space="preserve"> </w:t>
+      </w:r>
+      <w:r>
+        <w:rPr>
+          <w:bCs/>
+          <w:b/>
+        </w:rPr>
+        <w:t xml:space="preserve">Africa-First</w:t>
+      </w:r>
+      <w:r>
+        <w:t xml:space="preserve"> </w:t>
+      </w:r>
+      <w:r>
+        <w:t xml:space="preserve">— We build for the African context, not copy-paste from Silicon Valley.</w:t>
+      </w:r>
+      <w:r>
+        <w:t xml:space="preserve"> </w:t>
+      </w:r>
+      <w:r>
+        <w:t xml:space="preserve">-</w:t>
+      </w:r>
+      <w:r>
+        <w:t xml:space="preserve"> </w:t>
+      </w:r>
+      <w:r>
+        <w:rPr>
+          <w:bCs/>
+          <w:b/>
+        </w:rPr>
+        <w:t xml:space="preserve">Ownership</w:t>
+      </w:r>
+      <w:r>
+        <w:t xml:space="preserve"> </w:t>
+      </w:r>
+      <w:r>
+        <w:t xml:space="preserve">— Every team member owns their domain end-to-end.</w:t>
       </w:r>
     </w:p>
     <w:p>
@@ -131,386 +335,8 @@
         </w:pict>
       </w:r>
     </w:p>
-    <w:p>
-      <w:pPr>
-        <w:pStyle w:val="FirstParagraph"/>
-      </w:pPr>
-      <w:r>
-        <w:rPr>
-          <w:bCs/>
-          <w:b/>
-        </w:rPr>
-        <w:t xml:space="preserve">PECH Group Holdings Ltd</w:t>
-      </w:r>
-      <w:r>
-        <w:t xml:space="preserve"> </w:t>
-      </w:r>
-      <w:r>
-        <w:t xml:space="preserve">Lagos, Nigeria</w:t>
-      </w:r>
-      <w:r>
-        <w:t xml:space="preserve"> </w:t>
-      </w:r>
-      <w:r>
-        <w:t xml:space="preserve">Website:</w:t>
-      </w:r>
-      <w:r>
-        <w:t xml:space="preserve"> </w:t>
-      </w:r>
-      <w:hyperlink r:id="rId20">
-        <w:r>
-          <w:rPr>
-            <w:rStyle w:val="Hyperlink"/>
-          </w:rPr>
-          <w:t xml:space="preserve">pechgroupholdings.tech</w:t>
-        </w:r>
-      </w:hyperlink>
-    </w:p>
-    <w:p>
-      <w:r>
-        <w:pict>
-          <v:rect style="width:0;height:1.5pt" o:hralign="center" o:hrstd="t" o:hr="t"/>
-        </w:pict>
-      </w:r>
-    </w:p>
-    <w:p>
-      <w:pPr>
-        <w:pStyle w:val="BlockText"/>
-        <w:pBdr>
-          <w:left w:val="single" w:sz="24" w:space="6" w:color="F5A623"/>
-        </w:pBdr>
-        <w:shd w:fill="FFF8E1" w:val="clear"/>
-      </w:pPr>
-      <w:r>
-        <w:rPr>
-          <w:bCs/>
-          <w:b/>
-        </w:rPr>
-        <w:t xml:space="preserve">Document Reference:</w:t>
-      </w:r>
-      <w:r>
-        <w:t xml:space="preserve"> </w:t>
-      </w:r>
-      <w:r>
-        <w:t xml:space="preserve">PECH-HR-JRH-2026-001</w:t>
-      </w:r>
-      <w:r>
-        <w:t xml:space="preserve"> </w:t>
-      </w:r>
-      <w:r>
-        <w:rPr>
-          <w:bCs/>
-          <w:b/>
-        </w:rPr>
-        <w:t xml:space="preserve">Version:</w:t>
-      </w:r>
-      <w:r>
-        <w:t xml:space="preserve"> </w:t>
-      </w:r>
-      <w:r>
-        <w:t xml:space="preserve">1.0</w:t>
-      </w:r>
-      <w:r>
-        <w:t xml:space="preserve"> </w:t>
-      </w:r>
-      <w:r>
-        <w:rPr>
-          <w:bCs/>
-          <w:b/>
-        </w:rPr>
-        <w:t xml:space="preserve">Effective Date:</w:t>
-      </w:r>
-      <w:r>
-        <w:t xml:space="preserve"> </w:t>
-      </w:r>
-      <w:r>
-        <w:t xml:space="preserve">March 2026</w:t>
-      </w:r>
-      <w:r>
-        <w:t xml:space="preserve"> </w:t>
-      </w:r>
-      <w:r>
-        <w:rPr>
-          <w:bCs/>
-          <w:b/>
-        </w:rPr>
-        <w:t xml:space="preserve">Prepared By:</w:t>
-      </w:r>
-      <w:r>
-        <w:t xml:space="preserve"> </w:t>
-      </w:r>
-      <w:r>
-        <w:t xml:space="preserve">Human Resources Department</w:t>
-      </w:r>
-      <w:r>
-        <w:t xml:space="preserve"> </w:t>
-      </w:r>
-      <w:r>
-        <w:rPr>
-          <w:bCs/>
-          <w:b/>
-        </w:rPr>
-        <w:t xml:space="preserve">Approved By:</w:t>
-      </w:r>
-      <w:r>
-        <w:t xml:space="preserve"> </w:t>
-      </w:r>
-      <w:r>
-        <w:t xml:space="preserve">Managing Director / CEO</w:t>
-      </w:r>
-    </w:p>
-    <w:p>
-      <w:r>
-        <w:pict>
-          <v:rect style="width:0;height:1.5pt" o:hralign="center" o:hrstd="t" o:hr="t"/>
-        </w:pict>
-      </w:r>
-    </w:p>
-    <w:bookmarkEnd w:id="21"/>
-    <w:bookmarkEnd w:id="22"/>
-    <w:bookmarkStart w:id="23" w:name="about-pech-group-holdings-ltd"/>
-    <w:p>
-      <w:pPr>
-        <w:pBdr>
-          <w:top w:val="single" w:sz="18" w:space="1" w:color="F5A623"/>
-          <w:bottom w:val="single" w:sz="6" w:space="1" w:color="0099CC"/>
-        </w:pBdr>
-        <w:spacing w:before="200" w:after="200"/>
-      </w:pPr>
-    </w:p>
-    <w:p>
-      <w:pPr>
-        <w:pStyle w:val="Heading2"/>
-        <w:rPr>
-          <w:color w:val="0099CC"/>
-        </w:rPr>
-        <w:pBdr>
-          <w:bottom w:val="single" w:sz="6" w:space="2" w:color="00BFFF"/>
-        </w:pBdr>
-      </w:pPr>
-      <w:r>
-        <w:rPr>
-          <w:b/>
-          <w:color w:val="0099CC"/>
-          <w:sz w:val="32"/>
-        </w:rPr>
-        <w:t xml:space="preserve">ABOUT PECH GROUP HOLDINGS LTD</w:t>
-      </w:r>
-    </w:p>
-    <w:p>
-      <w:pPr>
-        <w:pStyle w:val="FirstParagraph"/>
-      </w:pPr>
-      <w:r>
-        <w:t xml:space="preserve">PECH Group Holdings Ltd is a Lagos-based technology company building technology infrastructure for Africa. Our ecosystem spans</w:t>
-      </w:r>
-      <w:r>
-        <w:t xml:space="preserve"> </w:t>
-      </w:r>
-      <w:r>
-        <w:rPr>
-          <w:bCs/>
-          <w:b/>
-        </w:rPr>
-        <w:t xml:space="preserve">IoT-enabled solar energy management</w:t>
-      </w:r>
-      <w:r>
-        <w:t xml:space="preserve">,</w:t>
-      </w:r>
-      <w:r>
-        <w:t xml:space="preserve"> </w:t>
-      </w:r>
-      <w:r>
-        <w:rPr>
-          <w:bCs/>
-          <w:b/>
-        </w:rPr>
-        <w:t xml:space="preserve">marketplace platforms</w:t>
-      </w:r>
-      <w:r>
-        <w:t xml:space="preserve">,</w:t>
-      </w:r>
-      <w:r>
-        <w:t xml:space="preserve"> </w:t>
-      </w:r>
-      <w:r>
-        <w:rPr>
-          <w:bCs/>
-          <w:b/>
-        </w:rPr>
-        <w:t xml:space="preserve">logistics networks</w:t>
-      </w:r>
-      <w:r>
-        <w:t xml:space="preserve">, and</w:t>
-      </w:r>
-      <w:r>
-        <w:t xml:space="preserve"> </w:t>
-      </w:r>
-      <w:r>
-        <w:rPr>
-          <w:bCs/>
-          <w:b/>
-        </w:rPr>
-        <w:t xml:space="preserve">financial services (PSSP)</w:t>
-      </w:r>
-      <w:r>
-        <w:t xml:space="preserve"> </w:t>
-      </w:r>
-      <w:r>
-        <w:t xml:space="preserve">— all designed to solve real problems for African businesses and consumers.</w:t>
-      </w:r>
-    </w:p>
-    <w:p>
-      <w:pPr>
-        <w:pStyle w:val="BodyText"/>
-      </w:pPr>
-      <w:r>
-        <w:t xml:space="preserve">We are scaling from a founding team of 5 to a 37-person organization over 24 months across 6 hiring phases. We are looking for talented, mission-driven individuals who want to build technology that matters.</w:t>
-      </w:r>
-    </w:p>
-    <w:p>
-      <w:pPr>
-        <w:pStyle w:val="BodyText"/>
-      </w:pPr>
-      <w:r>
-        <w:rPr>
-          <w:bCs/>
-          <w:b/>
-        </w:rPr>
-        <w:t xml:space="preserve">Our Tech Stack:</w:t>
-      </w:r>
-      <w:r>
-        <w:t xml:space="preserve"> </w:t>
-      </w:r>
-      <w:r>
-        <w:t xml:space="preserve">React/Next.js, React Native, Node.js, Python, PostgreSQL, Redis, MQTT, ESP32/STM32, Docker, Kubernetes, CI/CD pipelines, and more.</w:t>
-      </w:r>
-      <w:r>
-        <w:t xml:space="preserve"> </w:t>
-      </w:r>
-      <w:r>
-        <w:rPr>
-          <w:bCs/>
-          <w:b/>
-        </w:rPr>
-        <w:t xml:space="preserve">AI/ML Stack:</w:t>
-      </w:r>
-      <w:r>
-        <w:t xml:space="preserve"> </w:t>
-      </w:r>
-      <w:r>
-        <w:t xml:space="preserve">Qwen2.5, Whisper, PaddleOCR, vLLM, Ollama, LangChain, LangGraph, Qdrant, PyTorch, XGBoost, Apache APISIX, Keycloak, Apache Fineract, Medusa.js, ThingsBoard, Apache Superset.</w:t>
-      </w:r>
-    </w:p>
-    <w:p>
-      <w:pPr>
-        <w:pStyle w:val="BodyText"/>
-      </w:pPr>
-      <w:r>
-        <w:rPr>
-          <w:bCs/>
-          <w:b/>
-        </w:rPr>
-        <w:t xml:space="preserve">Our Values:</w:t>
-      </w:r>
-      <w:r>
-        <w:t xml:space="preserve"> </w:t>
-      </w:r>
-      <w:r>
-        <w:t xml:space="preserve">-</w:t>
-      </w:r>
-      <w:r>
-        <w:t xml:space="preserve"> </w:t>
-      </w:r>
-      <w:r>
-        <w:rPr>
-          <w:bCs/>
-          <w:b/>
-        </w:rPr>
-        <w:t xml:space="preserve">Reliability</w:t>
-      </w:r>
-      <w:r>
-        <w:t xml:space="preserve"> </w:t>
-      </w:r>
-      <w:r>
-        <w:t xml:space="preserve">— We ship products that work. No excuses.</w:t>
-      </w:r>
-      <w:r>
-        <w:t xml:space="preserve"> </w:t>
-      </w:r>
-      <w:r>
-        <w:t xml:space="preserve">-</w:t>
-      </w:r>
-      <w:r>
-        <w:t xml:space="preserve"> </w:t>
-      </w:r>
-      <w:r>
-        <w:rPr>
-          <w:bCs/>
-          <w:b/>
-        </w:rPr>
-        <w:t xml:space="preserve">Quality</w:t>
-      </w:r>
-      <w:r>
-        <w:t xml:space="preserve"> </w:t>
-      </w:r>
-      <w:r>
-        <w:t xml:space="preserve">— Good price for your money, no bad products.</w:t>
-      </w:r>
-      <w:r>
-        <w:t xml:space="preserve"> </w:t>
-      </w:r>
-      <w:r>
-        <w:t xml:space="preserve">-</w:t>
-      </w:r>
-      <w:r>
-        <w:t xml:space="preserve"> </w:t>
-      </w:r>
-      <w:r>
-        <w:rPr>
-          <w:bCs/>
-          <w:b/>
-        </w:rPr>
-        <w:t xml:space="preserve">Africa-First</w:t>
-      </w:r>
-      <w:r>
-        <w:t xml:space="preserve"> </w:t>
-      </w:r>
-      <w:r>
-        <w:t xml:space="preserve">— We build for the African context, not copy-paste from Silicon Valley.</w:t>
-      </w:r>
-      <w:r>
-        <w:t xml:space="preserve"> </w:t>
-      </w:r>
-      <w:r>
-        <w:t xml:space="preserve">-</w:t>
-      </w:r>
-      <w:r>
-        <w:t xml:space="preserve"> </w:t>
-      </w:r>
-      <w:r>
-        <w:rPr>
-          <w:bCs/>
-          <w:b/>
-        </w:rPr>
-        <w:t xml:space="preserve">Ownership</w:t>
-      </w:r>
-      <w:r>
-        <w:t xml:space="preserve"> </w:t>
-      </w:r>
-      <w:r>
-        <w:t xml:space="preserve">— Every team member owns their domain end-to-end.</w:t>
-      </w:r>
-    </w:p>
-    <w:p>
-      <w:r>
-        <w:pict>
-          <v:rect style="width:0;height:1.5pt" o:hralign="center" o:hrstd="t" o:hr="t"/>
-        </w:pict>
-      </w:r>
-    </w:p>
-    <w:bookmarkEnd w:id="23"/>
-    <w:bookmarkStart w:id="24" w:name="table-of-contents"/>
+    <w:bookmarkEnd w:id="20"/>
+    <w:bookmarkStart w:id="21" w:name="table-of-contents"/>
     <w:p>
       <w:pPr>
         <w:pBdr>
@@ -665,8 +491,8 @@
         </w:pict>
       </w:r>
     </w:p>
-    <w:bookmarkEnd w:id="24"/>
-    <w:bookmarkStart w:id="39" w:name="engineering-department"/>
+    <w:bookmarkEnd w:id="21"/>
+    <w:bookmarkStart w:id="36" w:name="engineering-department"/>
     <w:p>
       <w:pPr>
         <w:pBdr>
@@ -702,7 +528,7 @@
         </w:pict>
       </w:r>
     </w:p>
-    <w:bookmarkStart w:id="25" w:name="cto-founding-technical-architect"/>
+    <w:bookmarkStart w:id="22" w:name="cto-founding-technical-architect"/>
     <w:p>
       <w:pPr>
         <w:pStyle w:val="Heading3"/>
@@ -1267,8 +1093,8 @@
         </w:pict>
       </w:r>
     </w:p>
-    <w:bookmarkEnd w:id="25"/>
-    <w:bookmarkStart w:id="26" w:name="full-stack-engineer-erp-web"/>
+    <w:bookmarkEnd w:id="22"/>
+    <w:bookmarkStart w:id="23" w:name="full-stack-engineer-erp-web"/>
     <w:p>
       <w:pPr>
         <w:pStyle w:val="Heading3"/>
@@ -1827,8 +1653,8 @@
         </w:pict>
       </w:r>
     </w:p>
-    <w:bookmarkEnd w:id="26"/>
-    <w:bookmarkStart w:id="27" w:name="full-stack-engineer-mobile"/>
+    <w:bookmarkEnd w:id="23"/>
+    <w:bookmarkStart w:id="24" w:name="full-stack-engineer-mobile"/>
     <w:p>
       <w:pPr>
         <w:pStyle w:val="Heading3"/>
@@ -2387,8 +2213,8 @@
         </w:pict>
       </w:r>
     </w:p>
-    <w:bookmarkEnd w:id="27"/>
-    <w:bookmarkStart w:id="28" w:name="frontend-developer"/>
+    <w:bookmarkEnd w:id="24"/>
+    <w:bookmarkStart w:id="25" w:name="frontend-developer"/>
     <w:p>
       <w:pPr>
         <w:pStyle w:val="Heading3"/>
@@ -2947,8 +2773,8 @@
         </w:pict>
       </w:r>
     </w:p>
-    <w:bookmarkEnd w:id="28"/>
-    <w:bookmarkStart w:id="29" w:name="backend-developer"/>
+    <w:bookmarkEnd w:id="25"/>
+    <w:bookmarkStart w:id="26" w:name="backend-developer"/>
     <w:p>
       <w:pPr>
         <w:pStyle w:val="Heading3"/>
@@ -3507,8 +3333,8 @@
         </w:pict>
       </w:r>
     </w:p>
-    <w:bookmarkEnd w:id="29"/>
-    <w:bookmarkStart w:id="30" w:name="iot-embedded-systems-engineer"/>
+    <w:bookmarkEnd w:id="26"/>
+    <w:bookmarkStart w:id="27" w:name="iot-embedded-systems-engineer"/>
     <w:p>
       <w:pPr>
         <w:pStyle w:val="Heading3"/>
@@ -4067,8 +3893,8 @@
         </w:pict>
       </w:r>
     </w:p>
-    <w:bookmarkEnd w:id="30"/>
-    <w:bookmarkStart w:id="31" w:name="devops-engineer"/>
+    <w:bookmarkEnd w:id="27"/>
+    <w:bookmarkStart w:id="28" w:name="devops-engineer"/>
     <w:p>
       <w:pPr>
         <w:pStyle w:val="Heading3"/>
@@ -4633,8 +4459,8 @@
         </w:pict>
       </w:r>
     </w:p>
-    <w:bookmarkEnd w:id="31"/>
-    <w:bookmarkStart w:id="32" w:name="junior-software-engineer"/>
+    <w:bookmarkEnd w:id="28"/>
+    <w:bookmarkStart w:id="29" w:name="junior-software-engineer"/>
     <w:p>
       <w:pPr>
         <w:pStyle w:val="Heading3"/>
@@ -5187,8 +5013,8 @@
         </w:pict>
       </w:r>
     </w:p>
-    <w:bookmarkEnd w:id="32"/>
-    <w:bookmarkStart w:id="33" w:name="senior-data-engineer"/>
+    <w:bookmarkEnd w:id="29"/>
+    <w:bookmarkStart w:id="30" w:name="senior-data-engineer"/>
     <w:p>
       <w:pPr>
         <w:pStyle w:val="Heading3"/>
@@ -5747,8 +5573,8 @@
         </w:pict>
       </w:r>
     </w:p>
-    <w:bookmarkEnd w:id="33"/>
-    <w:bookmarkStart w:id="34" w:name="qa-test-engineer"/>
+    <w:bookmarkEnd w:id="30"/>
+    <w:bookmarkStart w:id="31" w:name="qa-test-engineer"/>
     <w:p>
       <w:pPr>
         <w:pStyle w:val="Heading3"/>
@@ -6307,8 +6133,8 @@
         </w:pict>
       </w:r>
     </w:p>
-    <w:bookmarkEnd w:id="34"/>
-    <w:bookmarkStart w:id="35" w:name="aiml-engineer"/>
+    <w:bookmarkEnd w:id="31"/>
+    <w:bookmarkStart w:id="32" w:name="aiml-engineer"/>
     <w:p>
       <w:pPr>
         <w:pStyle w:val="Heading3"/>
@@ -6873,8 +6699,8 @@
         </w:pict>
       </w:r>
     </w:p>
-    <w:bookmarkEnd w:id="35"/>
-    <w:bookmarkStart w:id="36" w:name="ai-knowledge-data-engineer"/>
+    <w:bookmarkEnd w:id="32"/>
+    <w:bookmarkStart w:id="33" w:name="ai-knowledge-data-engineer"/>
     <w:p>
       <w:pPr>
         <w:pStyle w:val="Heading3"/>
@@ -7433,8 +7259,8 @@
         </w:pict>
       </w:r>
     </w:p>
-    <w:bookmarkEnd w:id="36"/>
-    <w:bookmarkStart w:id="37" w:name="mlops-engineer"/>
+    <w:bookmarkEnd w:id="33"/>
+    <w:bookmarkStart w:id="34" w:name="mlops-engineer"/>
     <w:p>
       <w:pPr>
         <w:pStyle w:val="Heading3"/>
@@ -7999,8 +7825,8 @@
         </w:pict>
       </w:r>
     </w:p>
-    <w:bookmarkEnd w:id="37"/>
-    <w:bookmarkStart w:id="38" w:name="api-platform-engineer"/>
+    <w:bookmarkEnd w:id="34"/>
+    <w:bookmarkStart w:id="35" w:name="api-platform-engineer"/>
     <w:p>
       <w:pPr>
         <w:pStyle w:val="Heading3"/>
@@ -8565,9 +8391,9 @@
         </w:pict>
       </w:r>
     </w:p>
-    <w:bookmarkEnd w:id="38"/>
-    <w:bookmarkEnd w:id="39"/>
-    <w:bookmarkStart w:id="41" w:name="design-department"/>
+    <w:bookmarkEnd w:id="35"/>
+    <w:bookmarkEnd w:id="36"/>
+    <w:bookmarkStart w:id="38" w:name="design-department"/>
     <w:p>
       <w:pPr>
         <w:pBdr>
@@ -8603,7 +8429,7 @@
         </w:pict>
       </w:r>
     </w:p>
-    <w:bookmarkStart w:id="40" w:name="uiux-designer"/>
+    <w:bookmarkStart w:id="37" w:name="uiux-designer"/>
     <w:p>
       <w:pPr>
         <w:pStyle w:val="Heading3"/>
@@ -9162,9 +8988,9 @@
         </w:pict>
       </w:r>
     </w:p>
-    <w:bookmarkEnd w:id="40"/>
-    <w:bookmarkEnd w:id="41"/>
-    <w:bookmarkStart w:id="49" w:name="product-business"/>
+    <w:bookmarkEnd w:id="37"/>
+    <w:bookmarkEnd w:id="38"/>
+    <w:bookmarkStart w:id="46" w:name="product-business"/>
     <w:p>
       <w:pPr>
         <w:pBdr>
@@ -9200,7 +9026,7 @@
         </w:pict>
       </w:r>
     </w:p>
-    <w:bookmarkStart w:id="42" w:name="payments-product-manager"/>
+    <w:bookmarkStart w:id="39" w:name="payments-product-manager"/>
     <w:p>
       <w:pPr>
         <w:pStyle w:val="Heading3"/>
@@ -9759,8 +9585,8 @@
         </w:pict>
       </w:r>
     </w:p>
-    <w:bookmarkEnd w:id="42"/>
-    <w:bookmarkStart w:id="43" w:name="data-analyst"/>
+    <w:bookmarkEnd w:id="39"/>
+    <w:bookmarkStart w:id="40" w:name="data-analyst"/>
     <w:p>
       <w:pPr>
         <w:pStyle w:val="Heading3"/>
@@ -10319,8 +10145,8 @@
         </w:pict>
       </w:r>
     </w:p>
-    <w:bookmarkEnd w:id="43"/>
-    <w:bookmarkStart w:id="44" w:name="business-development-lead"/>
+    <w:bookmarkEnd w:id="40"/>
+    <w:bookmarkStart w:id="41" w:name="business-development-lead"/>
     <w:p>
       <w:pPr>
         <w:pStyle w:val="Heading3"/>
@@ -10879,8 +10705,8 @@
         </w:pict>
       </w:r>
     </w:p>
-    <w:bookmarkEnd w:id="44"/>
-    <w:bookmarkStart w:id="45" w:name="pssp-compliance-officer"/>
+    <w:bookmarkEnd w:id="41"/>
+    <w:bookmarkStart w:id="42" w:name="pssp-compliance-officer"/>
     <w:p>
       <w:pPr>
         <w:pStyle w:val="Heading3"/>
@@ -11439,8 +11265,8 @@
         </w:pict>
       </w:r>
     </w:p>
-    <w:bookmarkEnd w:id="45"/>
-    <w:bookmarkStart w:id="46" w:name="ai-product-manager"/>
+    <w:bookmarkEnd w:id="42"/>
+    <w:bookmarkStart w:id="43" w:name="ai-product-manager"/>
     <w:p>
       <w:pPr>
         <w:pStyle w:val="Heading3"/>
@@ -11987,8 +11813,8 @@
         </w:pict>
       </w:r>
     </w:p>
-    <w:bookmarkEnd w:id="46"/>
-    <w:bookmarkStart w:id="47" w:name="developer-advocate"/>
+    <w:bookmarkEnd w:id="43"/>
+    <w:bookmarkStart w:id="44" w:name="developer-advocate"/>
     <w:p>
       <w:pPr>
         <w:pStyle w:val="Heading3"/>
@@ -12535,8 +12361,8 @@
         </w:pict>
       </w:r>
     </w:p>
-    <w:bookmarkEnd w:id="47"/>
-    <w:bookmarkStart w:id="48" w:name="technical-writer"/>
+    <w:bookmarkEnd w:id="44"/>
+    <w:bookmarkStart w:id="45" w:name="technical-writer"/>
     <w:p>
       <w:pPr>
         <w:pStyle w:val="Heading3"/>
@@ -13083,9 +12909,9 @@
         </w:pict>
       </w:r>
     </w:p>
-    <w:bookmarkEnd w:id="48"/>
-    <w:bookmarkEnd w:id="49"/>
-    <w:bookmarkStart w:id="57" w:name="operations"/>
+    <w:bookmarkEnd w:id="45"/>
+    <w:bookmarkEnd w:id="46"/>
+    <w:bookmarkStart w:id="54" w:name="operations"/>
     <w:p>
       <w:pPr>
         <w:pBdr>
@@ -13121,7 +12947,7 @@
         </w:pict>
       </w:r>
     </w:p>
-    <w:bookmarkStart w:id="50" w:name="market-operations-manager"/>
+    <w:bookmarkStart w:id="47" w:name="market-operations-manager"/>
     <w:p>
       <w:pPr>
         <w:pStyle w:val="Heading3"/>
@@ -13662,8 +13488,8 @@
         </w:pict>
       </w:r>
     </w:p>
-    <w:bookmarkEnd w:id="50"/>
-    <w:bookmarkStart w:id="51" w:name="logistics-operations-lead"/>
+    <w:bookmarkEnd w:id="47"/>
+    <w:bookmarkStart w:id="48" w:name="logistics-operations-lead"/>
     <w:p>
       <w:pPr>
         <w:pStyle w:val="Heading3"/>
@@ -14198,8 +14024,8 @@
         </w:pict>
       </w:r>
     </w:p>
-    <w:bookmarkEnd w:id="51"/>
-    <w:bookmarkStart w:id="52" w:name="regional-field-coordinator"/>
+    <w:bookmarkEnd w:id="48"/>
+    <w:bookmarkStart w:id="49" w:name="regional-field-coordinator"/>
     <w:p>
       <w:pPr>
         <w:pStyle w:val="Heading3"/>
@@ -14734,8 +14560,8 @@
         </w:pict>
       </w:r>
     </w:p>
-    <w:bookmarkEnd w:id="52"/>
-    <w:bookmarkStart w:id="53" w:name="support-representative"/>
+    <w:bookmarkEnd w:id="49"/>
+    <w:bookmarkStart w:id="50" w:name="support-representative"/>
     <w:p>
       <w:pPr>
         <w:pStyle w:val="Heading3"/>
@@ -15264,8 +15090,8 @@
         </w:pict>
       </w:r>
     </w:p>
-    <w:bookmarkEnd w:id="53"/>
-    <w:bookmarkStart w:id="54" w:name="field-agent-contract"/>
+    <w:bookmarkEnd w:id="50"/>
+    <w:bookmarkStart w:id="51" w:name="field-agent-contract"/>
     <w:p>
       <w:pPr>
         <w:pStyle w:val="Heading3"/>
@@ -15806,8 +15632,8 @@
         </w:pict>
       </w:r>
     </w:p>
-    <w:bookmarkEnd w:id="54"/>
-    <w:bookmarkStart w:id="55" w:name="installer-training-network-manager"/>
+    <w:bookmarkEnd w:id="51"/>
+    <w:bookmarkStart w:id="52" w:name="installer-training-network-manager"/>
     <w:p>
       <w:pPr>
         <w:pStyle w:val="Heading3"/>
@@ -16354,8 +16180,8 @@
         </w:pict>
       </w:r>
     </w:p>
-    <w:bookmarkEnd w:id="55"/>
-    <w:bookmarkStart w:id="56" w:name="fintech-operations-agent-network-manager"/>
+    <w:bookmarkEnd w:id="52"/>
+    <w:bookmarkStart w:id="53" w:name="fintech-operations-agent-network-manager"/>
     <w:p>
       <w:pPr>
         <w:pStyle w:val="Heading3"/>
@@ -16902,9 +16728,9 @@
         </w:pict>
       </w:r>
     </w:p>
-    <w:bookmarkEnd w:id="56"/>
-    <w:bookmarkEnd w:id="57"/>
-    <w:bookmarkStart w:id="66" w:name="internship-programme"/>
+    <w:bookmarkEnd w:id="53"/>
+    <w:bookmarkEnd w:id="54"/>
+    <w:bookmarkStart w:id="63" w:name="internship-programme"/>
     <w:p>
       <w:pPr>
         <w:pBdr>
@@ -17005,7 +16831,7 @@
         </w:pict>
       </w:r>
     </w:p>
-    <w:bookmarkStart w:id="58" w:name="frontend-development-intern"/>
+    <w:bookmarkStart w:id="55" w:name="frontend-development-intern"/>
     <w:p>
       <w:pPr>
         <w:pStyle w:val="Heading3"/>
@@ -17370,8 +17196,8 @@
         </w:pict>
       </w:r>
     </w:p>
-    <w:bookmarkEnd w:id="58"/>
-    <w:bookmarkStart w:id="59" w:name="backend-development-intern"/>
+    <w:bookmarkEnd w:id="55"/>
+    <w:bookmarkStart w:id="56" w:name="backend-development-intern"/>
     <w:p>
       <w:pPr>
         <w:pStyle w:val="Heading3"/>
@@ -17736,8 +17562,8 @@
         </w:pict>
       </w:r>
     </w:p>
-    <w:bookmarkEnd w:id="59"/>
-    <w:bookmarkStart w:id="60" w:name="iot-embedded-systems-intern"/>
+    <w:bookmarkEnd w:id="56"/>
+    <w:bookmarkStart w:id="57" w:name="iot-embedded-systems-intern"/>
     <w:p>
       <w:pPr>
         <w:pStyle w:val="Heading3"/>
@@ -18102,8 +17928,8 @@
         </w:pict>
       </w:r>
     </w:p>
-    <w:bookmarkEnd w:id="60"/>
-    <w:bookmarkStart w:id="61" w:name="devops-intern"/>
+    <w:bookmarkEnd w:id="57"/>
+    <w:bookmarkStart w:id="58" w:name="devops-intern"/>
     <w:p>
       <w:pPr>
         <w:pStyle w:val="Heading3"/>
@@ -18468,8 +18294,8 @@
         </w:pict>
       </w:r>
     </w:p>
-    <w:bookmarkEnd w:id="61"/>
-    <w:bookmarkStart w:id="62" w:name="uiux-design-intern"/>
+    <w:bookmarkEnd w:id="58"/>
+    <w:bookmarkStart w:id="59" w:name="uiux-design-intern"/>
     <w:p>
       <w:pPr>
         <w:pStyle w:val="Heading3"/>
@@ -18834,8 +18660,8 @@
         </w:pict>
       </w:r>
     </w:p>
-    <w:bookmarkEnd w:id="62"/>
-    <w:bookmarkStart w:id="63" w:name="data-analytics-intern"/>
+    <w:bookmarkEnd w:id="59"/>
+    <w:bookmarkStart w:id="60" w:name="data-analytics-intern"/>
     <w:p>
       <w:pPr>
         <w:pStyle w:val="Heading3"/>
@@ -19200,8 +19026,8 @@
         </w:pict>
       </w:r>
     </w:p>
-    <w:bookmarkEnd w:id="63"/>
-    <w:bookmarkStart w:id="64" w:name="business-operations-intern"/>
+    <w:bookmarkEnd w:id="60"/>
+    <w:bookmarkStart w:id="61" w:name="business-operations-intern"/>
     <w:p>
       <w:pPr>
         <w:pStyle w:val="Heading3"/>
@@ -19566,8 +19392,8 @@
         </w:pict>
       </w:r>
     </w:p>
-    <w:bookmarkEnd w:id="64"/>
-    <w:bookmarkStart w:id="65" w:name="aiml-engineering-intern"/>
+    <w:bookmarkEnd w:id="61"/>
+    <w:bookmarkStart w:id="62" w:name="aiml-engineering-intern"/>
     <w:p>
       <w:pPr>
         <w:pStyle w:val="Heading3"/>
@@ -19950,9 +19776,9 @@
         </w:pict>
       </w:r>
     </w:p>
-    <w:bookmarkEnd w:id="65"/>
-    <w:bookmarkEnd w:id="66"/>
-    <w:bookmarkStart w:id="67" w:name="how-to-apply"/>
+    <w:bookmarkEnd w:id="62"/>
+    <w:bookmarkEnd w:id="63"/>
+    <w:bookmarkStart w:id="64" w:name="how-to-apply"/>
     <w:p>
       <w:pPr>
         <w:pBdr>
@@ -20195,8 +20021,8 @@
         </w:pict>
       </w:r>
     </w:p>
-    <w:bookmarkEnd w:id="67"/>
-    <w:bookmarkStart w:id="68" w:name="benefits-compensation-overview"/>
+    <w:bookmarkEnd w:id="64"/>
+    <w:bookmarkStart w:id="65" w:name="benefits-compensation-overview"/>
     <w:p>
       <w:pPr>
         <w:pBdr>
@@ -20763,16 +20589,8 @@
         <w:t xml:space="preserve">Technology &amp; Infrastructure Enablers for People</w:t>
       </w:r>
     </w:p>
-    <w:bookmarkEnd w:id="68"/>
-    <w:bookmarkEnd w:id="69"/>
-    <w:sectPr>
-      <w:pgBorders w:offsetFrom="page">
-        <w:top w:val="single" w:sz="18" w:space="24" w:color="00BFFF"/>
-        <w:left w:val="single" w:sz="18" w:space="24" w:color="0099CC"/>
-        <w:bottom w:val="single" w:sz="18" w:space="24" w:color="F5A623"/>
-        <w:right w:val="single" w:sz="18" w:space="24" w:color="E08A00"/>
-      </w:pgBorders>
-    </w:sectPr>
+    <w:bookmarkEnd w:id="65"/>
+    <w:sectPr/>
     <w:p>
       <w:pPr>
         <w:pBdr>
